--- a/Git/Git常见问题.docx
+++ b/Git/Git常见问题.docx
@@ -41,10 +41,6 @@
         <w:p>
           <w:pPr>
             <w:pStyle w:val="TOC2"/>
-            <w:tabs>
-              <w:tab w:val="right" w:leader="dot" w:pos="10456"/>
-            </w:tabs>
-            <w:ind w:left="480"/>
             <w:rPr>
               <w:rFonts w:hint="eastAsia"/>
               <w:noProof/>
@@ -62,13 +58,31 @@
           <w:r>
             <w:fldChar w:fldCharType="separate"/>
           </w:r>
-          <w:hyperlink w:anchor="_Toc207228364" w:history="1">
+          <w:hyperlink w:anchor="_Toc213665722" w:history="1">
             <w:r>
               <w:rPr>
                 <w:rStyle w:val="ae"/>
                 <w:rFonts w:hint="eastAsia"/>
                 <w:noProof/>
               </w:rPr>
+              <w:t>1</w:t>
+            </w:r>
+            <w:r>
+              <w:rPr>
+                <w:rFonts w:hint="eastAsia"/>
+                <w:noProof/>
+                <w:kern w:val="2"/>
+                <w:sz w:val="22"/>
+                <w14:ligatures w14:val="standardContextual"/>
+              </w:rPr>
+              <w:tab/>
+            </w:r>
+            <w:r>
+              <w:rPr>
+                <w:rStyle w:val="ae"/>
+                <w:rFonts w:hint="eastAsia"/>
+                <w:noProof/>
+              </w:rPr>
               <w:t>// Failed to connect to 127.0.0.1 port 15732</w:t>
             </w:r>
             <w:r>
@@ -100,7 +114,7 @@
                 <w:noProof/>
                 <w:webHidden/>
               </w:rPr>
-              <w:instrText>PAGEREF _Toc207228364 \h</w:instrText>
+              <w:instrText>PAGEREF _Toc213665722 \h</w:instrText>
             </w:r>
             <w:r>
               <w:rPr>
@@ -146,10 +160,6 @@
         <w:p>
           <w:pPr>
             <w:pStyle w:val="TOC2"/>
-            <w:tabs>
-              <w:tab w:val="right" w:leader="dot" w:pos="10456"/>
-            </w:tabs>
-            <w:ind w:left="480"/>
             <w:rPr>
               <w:rFonts w:hint="eastAsia"/>
               <w:noProof/>
@@ -158,108 +168,124 @@
               <w14:ligatures w14:val="standardContextual"/>
             </w:rPr>
           </w:pPr>
-          <w:r>
-            <w:rPr>
-              <w:rStyle w:val="ae"/>
-              <w:rFonts w:hint="eastAsia"/>
-              <w:noProof/>
-            </w:rPr>
-            <w:t xml:space="preserve">ssh -T </w:t>
-          </w:r>
-          <w:r>
-            <w:rPr>
-              <w:rStyle w:val="ae"/>
-              <w:rFonts w:ascii="宋体" w:eastAsia="宋体" w:hAnsi="宋体" w:hint="eastAsia"/>
-              <w:noProof/>
-            </w:rPr>
-            <w:t>git@github.com</w:t>
-          </w:r>
-          <w:r>
-            <w:rPr>
-              <w:rStyle w:val="ae"/>
-              <w:rFonts w:hint="eastAsia"/>
-              <w:noProof/>
-            </w:rPr>
-            <w:t>命令报错 // ssh: connect to host github.com port 22: Connection timed out</w:t>
-          </w:r>
-          <w:r>
-            <w:rPr>
-              <w:rFonts w:hint="eastAsia"/>
-              <w:noProof/>
-              <w:webHidden/>
-            </w:rPr>
-            <w:tab/>
-          </w:r>
-          <w:r>
-            <w:rPr>
-              <w:rFonts w:hint="eastAsia"/>
-              <w:noProof/>
-              <w:webHidden/>
-            </w:rPr>
-            <w:fldChar w:fldCharType="begin"/>
-          </w:r>
-          <w:r>
-            <w:rPr>
-              <w:rFonts w:hint="eastAsia"/>
-              <w:noProof/>
-              <w:webHidden/>
-            </w:rPr>
-            <w:instrText xml:space="preserve"> </w:instrText>
-          </w:r>
-          <w:r>
-            <w:rPr>
-              <w:noProof/>
-              <w:webHidden/>
-            </w:rPr>
-            <w:instrText>PAGEREF _Toc207228365 \h</w:instrText>
-          </w:r>
-          <w:r>
-            <w:rPr>
-              <w:rFonts w:hint="eastAsia"/>
-              <w:noProof/>
-              <w:webHidden/>
-            </w:rPr>
-            <w:instrText xml:space="preserve"> </w:instrText>
-          </w:r>
-          <w:r>
-            <w:rPr>
-              <w:rFonts w:hint="eastAsia"/>
-              <w:noProof/>
-              <w:webHidden/>
-            </w:rPr>
-          </w:r>
-          <w:r>
-            <w:rPr>
-              <w:rFonts w:hint="eastAsia"/>
-              <w:noProof/>
-              <w:webHidden/>
-            </w:rPr>
-            <w:fldChar w:fldCharType="separate"/>
-          </w:r>
-          <w:r>
-            <w:rPr>
-              <w:rFonts w:hint="eastAsia"/>
-              <w:noProof/>
-              <w:webHidden/>
-            </w:rPr>
-            <w:t>2</w:t>
-          </w:r>
-          <w:r>
-            <w:rPr>
-              <w:rFonts w:hint="eastAsia"/>
-              <w:noProof/>
-              <w:webHidden/>
-            </w:rPr>
-            <w:fldChar w:fldCharType="end"/>
-          </w:r>
+          <w:hyperlink w:anchor="_Toc213665723" w:history="1">
+            <w:r>
+              <w:rPr>
+                <w:rStyle w:val="ae"/>
+                <w:rFonts w:hint="eastAsia"/>
+                <w:noProof/>
+              </w:rPr>
+              <w:t>2</w:t>
+            </w:r>
+            <w:r>
+              <w:rPr>
+                <w:rFonts w:hint="eastAsia"/>
+                <w:noProof/>
+                <w:kern w:val="2"/>
+                <w:sz w:val="22"/>
+                <w14:ligatures w14:val="standardContextual"/>
+              </w:rPr>
+              <w:tab/>
+            </w:r>
+            <w:r>
+              <w:rPr>
+                <w:rStyle w:val="ae"/>
+                <w:rFonts w:hint="eastAsia"/>
+                <w:noProof/>
+              </w:rPr>
+              <w:t xml:space="preserve">ssh -T </w:t>
+            </w:r>
+            <w:r>
+              <w:rPr>
+                <w:rStyle w:val="ae"/>
+                <w:rFonts w:ascii="宋体" w:eastAsia="宋体" w:hAnsi="宋体" w:hint="eastAsia"/>
+                <w:noProof/>
+              </w:rPr>
+              <w:t>git@github.com</w:t>
+            </w:r>
+            <w:r>
+              <w:rPr>
+                <w:rStyle w:val="ae"/>
+                <w:rFonts w:hint="eastAsia"/>
+                <w:noProof/>
+              </w:rPr>
+              <w:t>命令报错 // ssh: connect to host github.com port 22: Connection timed out</w:t>
+            </w:r>
+            <w:r>
+              <w:rPr>
+                <w:rFonts w:hint="eastAsia"/>
+                <w:noProof/>
+                <w:webHidden/>
+              </w:rPr>
+              <w:tab/>
+            </w:r>
+            <w:r>
+              <w:rPr>
+                <w:rFonts w:hint="eastAsia"/>
+                <w:noProof/>
+                <w:webHidden/>
+              </w:rPr>
+              <w:fldChar w:fldCharType="begin"/>
+            </w:r>
+            <w:r>
+              <w:rPr>
+                <w:rFonts w:hint="eastAsia"/>
+                <w:noProof/>
+                <w:webHidden/>
+              </w:rPr>
+              <w:instrText xml:space="preserve"> </w:instrText>
+            </w:r>
+            <w:r>
+              <w:rPr>
+                <w:noProof/>
+                <w:webHidden/>
+              </w:rPr>
+              <w:instrText>PAGEREF _Toc213665723 \h</w:instrText>
+            </w:r>
+            <w:r>
+              <w:rPr>
+                <w:rFonts w:hint="eastAsia"/>
+                <w:noProof/>
+                <w:webHidden/>
+              </w:rPr>
+              <w:instrText xml:space="preserve"> </w:instrText>
+            </w:r>
+            <w:r>
+              <w:rPr>
+                <w:rFonts w:hint="eastAsia"/>
+                <w:noProof/>
+                <w:webHidden/>
+              </w:rPr>
+            </w:r>
+            <w:r>
+              <w:rPr>
+                <w:rFonts w:hint="eastAsia"/>
+                <w:noProof/>
+                <w:webHidden/>
+              </w:rPr>
+              <w:fldChar w:fldCharType="separate"/>
+            </w:r>
+            <w:r>
+              <w:rPr>
+                <w:rFonts w:hint="eastAsia"/>
+                <w:noProof/>
+                <w:webHidden/>
+              </w:rPr>
+              <w:t>2</w:t>
+            </w:r>
+            <w:r>
+              <w:rPr>
+                <w:rFonts w:hint="eastAsia"/>
+                <w:noProof/>
+                <w:webHidden/>
+              </w:rPr>
+              <w:fldChar w:fldCharType="end"/>
+            </w:r>
+          </w:hyperlink>
         </w:p>
         <w:p>
           <w:pPr>
             <w:pStyle w:val="TOC2"/>
-            <w:tabs>
-              <w:tab w:val="right" w:leader="dot" w:pos="10456"/>
-            </w:tabs>
-            <w:ind w:left="480"/>
             <w:rPr>
               <w:rFonts w:hint="eastAsia"/>
               <w:noProof/>
@@ -268,13 +294,31 @@
               <w14:ligatures w14:val="standardContextual"/>
             </w:rPr>
           </w:pPr>
-          <w:hyperlink w:anchor="_Toc207228366" w:history="1">
+          <w:hyperlink w:anchor="_Toc213665724" w:history="1">
             <w:r>
               <w:rPr>
                 <w:rStyle w:val="ae"/>
                 <w:rFonts w:hint="eastAsia"/>
                 <w:noProof/>
               </w:rPr>
+              <w:t>3</w:t>
+            </w:r>
+            <w:r>
+              <w:rPr>
+                <w:rFonts w:hint="eastAsia"/>
+                <w:noProof/>
+                <w:kern w:val="2"/>
+                <w:sz w:val="22"/>
+                <w14:ligatures w14:val="standardContextual"/>
+              </w:rPr>
+              <w:tab/>
+            </w:r>
+            <w:r>
+              <w:rPr>
+                <w:rStyle w:val="ae"/>
+                <w:rFonts w:hint="eastAsia"/>
+                <w:noProof/>
+              </w:rPr>
               <w:t>// git@ssh.github.com: Permission denied (publickey).</w:t>
             </w:r>
             <w:r>
@@ -306,7 +350,7 @@
                 <w:noProof/>
                 <w:webHidden/>
               </w:rPr>
-              <w:instrText>PAGEREF _Toc207228366 \h</w:instrText>
+              <w:instrText>PAGEREF _Toc213665724 \h</w:instrText>
             </w:r>
             <w:r>
               <w:rPr>
@@ -391,11 +435,15 @@
     <w:p>
       <w:pPr>
         <w:pStyle w:val="2"/>
+        <w:numPr>
+          <w:ilvl w:val="0"/>
+          <w:numId w:val="1"/>
+        </w:numPr>
         <w:rPr>
           <w:rFonts w:hint="eastAsia"/>
         </w:rPr>
       </w:pPr>
-      <w:bookmarkStart w:id="0" w:name="_Toc207228364"/>
+      <w:bookmarkStart w:id="0" w:name="_Toc213665722"/>
       <w:r>
         <w:rPr>
           <w:rFonts w:hint="eastAsia"/>
@@ -533,7 +581,7 @@
       <w:pPr>
         <w:spacing w:after="0"/>
         <w:rPr>
-          <w:rFonts w:ascii="宋体" w:eastAsia="宋体" w:hAnsi="宋体"/>
+          <w:rFonts w:ascii="宋体" w:eastAsia="宋体" w:hAnsi="宋体" w:hint="eastAsia"/>
         </w:rPr>
       </w:pPr>
       <w:r>
@@ -547,25 +595,29 @@
       <w:pPr>
         <w:spacing w:after="0"/>
         <w:rPr>
-          <w:rFonts w:ascii="宋体" w:eastAsia="宋体" w:hAnsi="宋体"/>
+          <w:rFonts w:ascii="宋体" w:eastAsia="宋体" w:hAnsi="宋体" w:hint="eastAsia"/>
         </w:rPr>
       </w:pPr>
     </w:p>
     <w:p>
       <w:pPr>
         <w:pStyle w:val="2"/>
+        <w:numPr>
+          <w:ilvl w:val="0"/>
+          <w:numId w:val="1"/>
+        </w:numPr>
         <w:rPr>
           <w:rFonts w:hint="eastAsia"/>
         </w:rPr>
       </w:pPr>
-      <w:bookmarkStart w:id="1" w:name="_Toc207228365"/>
+      <w:bookmarkStart w:id="1" w:name="_Toc213665723"/>
       <w:r>
         <w:rPr>
           <w:rFonts w:hint="eastAsia"/>
         </w:rPr>
         <w:t xml:space="preserve">ssh -T </w:t>
       </w:r>
-      <w:hyperlink r:id="rId5" w:history="1">
+      <w:hyperlink r:id="rId6" w:history="1">
         <w:r>
           <w:rPr>
             <w:rStyle w:val="ae"/>
@@ -650,11 +702,15 @@
     <w:p>
       <w:pPr>
         <w:pStyle w:val="2"/>
+        <w:numPr>
+          <w:ilvl w:val="0"/>
+          <w:numId w:val="1"/>
+        </w:numPr>
         <w:rPr>
           <w:rFonts w:hint="eastAsia"/>
         </w:rPr>
       </w:pPr>
-      <w:bookmarkStart w:id="2" w:name="_Toc207228366"/>
+      <w:bookmarkStart w:id="2" w:name="_Toc213665724"/>
       <w:r>
         <w:rPr>
           <w:rFonts w:hint="eastAsia"/>
@@ -688,7 +744,49 @@
         <w:rPr>
           <w:rFonts w:ascii="宋体" w:eastAsia="宋体" w:hAnsi="宋体" w:hint="eastAsia"/>
         </w:rPr>
-        <w:t>说明公钥私钥没有配对，将本地的公钥导入</w:t>
+        <w:t>说明公</w:t>
+      </w:r>
+      <w:proofErr w:type="gramStart"/>
+      <w:r>
+        <w:rPr>
+          <w:rFonts w:ascii="宋体" w:eastAsia="宋体" w:hAnsi="宋体" w:hint="eastAsia"/>
+        </w:rPr>
+        <w:t>钥</w:t>
+      </w:r>
+      <w:proofErr w:type="gramEnd"/>
+      <w:r>
+        <w:rPr>
+          <w:rFonts w:ascii="宋体" w:eastAsia="宋体" w:hAnsi="宋体" w:hint="eastAsia"/>
+        </w:rPr>
+        <w:t>私</w:t>
+      </w:r>
+      <w:proofErr w:type="gramStart"/>
+      <w:r>
+        <w:rPr>
+          <w:rFonts w:ascii="宋体" w:eastAsia="宋体" w:hAnsi="宋体" w:hint="eastAsia"/>
+        </w:rPr>
+        <w:t>钥</w:t>
+      </w:r>
+      <w:proofErr w:type="gramEnd"/>
+      <w:r>
+        <w:rPr>
+          <w:rFonts w:ascii="宋体" w:eastAsia="宋体" w:hAnsi="宋体" w:hint="eastAsia"/>
+        </w:rPr>
+        <w:t>没有配对，将本地的公</w:t>
+      </w:r>
+      <w:proofErr w:type="gramStart"/>
+      <w:r>
+        <w:rPr>
+          <w:rFonts w:ascii="宋体" w:eastAsia="宋体" w:hAnsi="宋体" w:hint="eastAsia"/>
+        </w:rPr>
+        <w:t>钥</w:t>
+      </w:r>
+      <w:proofErr w:type="gramEnd"/>
+      <w:r>
+        <w:rPr>
+          <w:rFonts w:ascii="宋体" w:eastAsia="宋体" w:hAnsi="宋体" w:hint="eastAsia"/>
+        </w:rPr>
+        <w:t>导入</w:t>
       </w:r>
       <w:proofErr w:type="spellStart"/>
       <w:r>
@@ -727,6 +825,100 @@
     </w:sectPr>
   </w:body>
 </w:document>
+</file>
+
+<file path=word/numbering.xml><?xml version="1.0" encoding="utf-8"?>
+<w:numbering xmlns:wpc="http://schemas.microsoft.com/office/word/2010/wordprocessingCanvas" xmlns:cx="http://schemas.microsoft.com/office/drawing/2014/chartex" xmlns:cx1="http://schemas.microsoft.com/office/drawing/2015/9/8/chartex" xmlns:cx2="http://schemas.microsoft.com/office/drawing/2015/10/21/chartex" xmlns:cx3="http://schemas.microsoft.com/office/drawing/2016/5/9/chartex" xmlns:cx4="http://schemas.microsoft.com/office/drawing/2016/5/10/chartex" xmlns:cx5="http://schemas.microsoft.com/office/drawing/2016/5/11/chartex" xmlns:cx6="http://schemas.microsoft.com/office/drawing/2016/5/12/chartex" xmlns:cx7="http://schemas.microsoft.com/office/drawing/2016/5/13/chartex" xmlns:cx8="http://schemas.microsoft.com/office/drawing/2016/5/14/chartex" xmlns:mc="http://schemas.openxmlformats.org/markup-compatibility/2006" xmlns:aink="http://schemas.microsoft.com/office/drawing/2016/ink" xmlns:am3d="http://schemas.microsoft.com/office/drawing/2017/model3d" xmlns:o="urn:schemas-microsoft-com:office:office" xmlns:oel="http://schemas.microsoft.com/office/2019/extlst" xmlns:r="http://schemas.openxmlformats.org/officeDocument/2006/relationships" xmlns:m="http://schemas.openxmlformats.org/officeDocument/2006/math" xmlns:v="urn:schemas-microsoft-com:vml" xmlns:wp14="http://schemas.microsoft.com/office/word/2010/wordprocessingDrawing" xmlns:wp="http://schemas.openxmlformats.org/drawingml/2006/wordprocessingDrawing" xmlns:w10="urn:schemas-microsoft-com:office:word" xmlns:w="http://schemas.openxmlformats.org/wordprocessingml/2006/main" xmlns:w14="http://schemas.microsoft.com/office/word/2010/wordml" xmlns:w15="http://schemas.microsoft.com/office/word/2012/wordml" xmlns:w16cex="http://schemas.microsoft.com/office/word/2018/wordml/cex" xmlns:w16cid="http://schemas.microsoft.com/office/word/2016/wordml/cid" xmlns:w16="http://schemas.microsoft.com/office/word/2018/wordml" xmlns:w16du="http://schemas.microsoft.com/office/word/2023/wordml/word16du" xmlns:w16sdtdh="http://schemas.microsoft.com/office/word/2020/wordml/sdtdatahash" xmlns:w16sdtfl="http://schemas.microsoft.com/office/word/2024/wordml/sdtformatlock" xmlns:w16se="http://schemas.microsoft.com/office/word/2015/wordml/symex" xmlns:wpg="http://schemas.microsoft.com/office/word/2010/wordprocessingGroup" xmlns:wpi="http://schemas.microsoft.com/office/word/2010/wordprocessingInk" xmlns:wne="http://schemas.microsoft.com/office/word/2006/wordml" xmlns:wps="http://schemas.microsoft.com/office/word/2010/wordprocessingShape" mc:Ignorable="w14 w15 w16se w16cid w16 w16cex w16sdtdh w16sdtfl w16du wp14">
+  <w:abstractNum w:abstractNumId="0" w15:restartNumberingAfterBreak="0">
+    <w:nsid w:val="548C4753"/>
+    <w:multiLevelType w:val="multilevel"/>
+    <w:tmpl w:val="0409001D"/>
+    <w:lvl w:ilvl="0">
+      <w:start w:val="1"/>
+      <w:numFmt w:val="decimal"/>
+      <w:lvlText w:val="%1"/>
+      <w:lvlJc w:val="left"/>
+      <w:pPr>
+        <w:ind w:left="425" w:hanging="425"/>
+      </w:pPr>
+    </w:lvl>
+    <w:lvl w:ilvl="1">
+      <w:start w:val="1"/>
+      <w:numFmt w:val="decimal"/>
+      <w:lvlText w:val="%1.%2"/>
+      <w:lvlJc w:val="left"/>
+      <w:pPr>
+        <w:ind w:left="992" w:hanging="567"/>
+      </w:pPr>
+    </w:lvl>
+    <w:lvl w:ilvl="2">
+      <w:start w:val="1"/>
+      <w:numFmt w:val="decimal"/>
+      <w:lvlText w:val="%1.%2.%3"/>
+      <w:lvlJc w:val="left"/>
+      <w:pPr>
+        <w:ind w:left="1418" w:hanging="567"/>
+      </w:pPr>
+    </w:lvl>
+    <w:lvl w:ilvl="3">
+      <w:start w:val="1"/>
+      <w:numFmt w:val="decimal"/>
+      <w:lvlText w:val="%1.%2.%3.%4"/>
+      <w:lvlJc w:val="left"/>
+      <w:pPr>
+        <w:ind w:left="1984" w:hanging="708"/>
+      </w:pPr>
+    </w:lvl>
+    <w:lvl w:ilvl="4">
+      <w:start w:val="1"/>
+      <w:numFmt w:val="decimal"/>
+      <w:lvlText w:val="%1.%2.%3.%4.%5"/>
+      <w:lvlJc w:val="left"/>
+      <w:pPr>
+        <w:ind w:left="2551" w:hanging="850"/>
+      </w:pPr>
+    </w:lvl>
+    <w:lvl w:ilvl="5">
+      <w:start w:val="1"/>
+      <w:numFmt w:val="decimal"/>
+      <w:lvlText w:val="%1.%2.%3.%4.%5.%6"/>
+      <w:lvlJc w:val="left"/>
+      <w:pPr>
+        <w:ind w:left="3260" w:hanging="1134"/>
+      </w:pPr>
+    </w:lvl>
+    <w:lvl w:ilvl="6">
+      <w:start w:val="1"/>
+      <w:numFmt w:val="decimal"/>
+      <w:lvlText w:val="%1.%2.%3.%4.%5.%6.%7"/>
+      <w:lvlJc w:val="left"/>
+      <w:pPr>
+        <w:ind w:left="3827" w:hanging="1276"/>
+      </w:pPr>
+    </w:lvl>
+    <w:lvl w:ilvl="7">
+      <w:start w:val="1"/>
+      <w:numFmt w:val="decimal"/>
+      <w:lvlText w:val="%1.%2.%3.%4.%5.%6.%7.%8"/>
+      <w:lvlJc w:val="left"/>
+      <w:pPr>
+        <w:ind w:left="4394" w:hanging="1418"/>
+      </w:pPr>
+    </w:lvl>
+    <w:lvl w:ilvl="8">
+      <w:start w:val="1"/>
+      <w:numFmt w:val="decimal"/>
+      <w:lvlText w:val="%1.%2.%3.%4.%5.%6.%7.%8.%9"/>
+      <w:lvlJc w:val="left"/>
+      <w:pPr>
+        <w:ind w:left="5102" w:hanging="1700"/>
+      </w:pPr>
+    </w:lvl>
+  </w:abstractNum>
+  <w:num w:numId="1" w16cid:durableId="576941759">
+    <w:abstractNumId w:val="0"/>
+  </w:num>
+</w:numbering>
 </file>
 
 <file path=word/styles.xml><?xml version="1.0" encoding="utf-8"?>
@@ -1666,9 +1858,13 @@
     <w:autoRedefine/>
     <w:uiPriority w:val="39"/>
     <w:unhideWhenUsed/>
-    <w:rsid w:val="00882CA6"/>
+    <w:rsid w:val="008F22F0"/>
     <w:pPr>
-      <w:ind w:leftChars="200" w:left="420"/>
+      <w:tabs>
+        <w:tab w:val="left" w:pos="880"/>
+        <w:tab w:val="right" w:leader="dot" w:pos="10456"/>
+      </w:tabs>
+      <w:ind w:leftChars="200" w:left="480"/>
     </w:pPr>
   </w:style>
   <w:style w:type="character" w:styleId="ae">
